--- a/local_doc_change/stress_corpus/docs/eng_cindergate_002.docx
+++ b/local_doc_change/stress_corpus/docs/eng_cindergate_002.docx
@@ -12,9 +12,201 @@
     </w:p>
     <w:p>
       <w:r>
+        <w:drawing>
+          <wp:inline xmlns:a="http://schemas.openxmlformats.org/drawingml/2006/main" xmlns:pic="http://schemas.openxmlformats.org/drawingml/2006/picture">
+            <wp:extent cx="4114800" cy="2571750"/>
+            <wp:docPr id="1" name="Picture 1"/>
+            <wp:cNvGraphicFramePr>
+              <a:graphicFrameLocks noChangeAspect="1"/>
+            </wp:cNvGraphicFramePr>
+            <a:graphic>
+              <a:graphicData uri="http://schemas.openxmlformats.org/drawingml/2006/picture">
+                <pic:pic>
+                  <pic:nvPicPr>
+                    <pic:cNvPr id="0" name="diagram_2.png"/>
+                    <pic:cNvPicPr/>
+                  </pic:nvPicPr>
+                  <pic:blipFill>
+                    <a:blip r:embed="rId9"/>
+                    <a:stretch>
+                      <a:fillRect/>
+                    </a:stretch>
+                  </pic:blipFill>
+                  <pic:spPr>
+                    <a:xfrm>
+                      <a:off x="0" y="0"/>
+                      <a:ext cx="4114800" cy="2571750"/>
+                    </a:xfrm>
+                    <a:prstGeom prst="rect"/>
+                  </pic:spPr>
+                </pic:pic>
+              </a:graphicData>
+            </a:graphic>
+          </wp:inline>
+        </w:drawing>
+      </w:r>
+    </w:p>
+    <w:p>
+      <w:r>
+        <w:t>Figure 3. Data lifecycle and retention diagram.</w:t>
+      </w:r>
+    </w:p>
+    <w:p>
+      <w:r>
         <w:t>Cindergate operates as a division of Vantcorex Robotics. This document is the official engineering handbook for Cindergate. Where this policy conflicts with a contractual obligation, the stricter requirement applies. Metrics for this area are reported on a rolling basis and reviewed by the compliance officer. Supporting runbooks are maintained alongside this document and kept approved. Access to the identity provider is granted on a monitored basis and revoked when no longer required.</w:t>
       </w:r>
     </w:p>
+    <w:p>
+      <w:pPr>
+        <w:pStyle w:val="Heading1"/>
+      </w:pPr>
+      <w:r>
+        <w:t>Key Operational Parameters</w:t>
+      </w:r>
+    </w:p>
+    <w:tbl>
+      <w:tblPr>
+        <w:tblStyle w:val="LightGrid"/>
+        <w:tblW w:type="auto" w:w="0"/>
+        <w:tblLook w:firstColumn="1" w:firstRow="1" w:lastColumn="0" w:lastRow="0" w:noHBand="0" w:noVBand="1" w:val="04A0"/>
+      </w:tblPr>
+      <w:tblGrid>
+        <w:gridCol w:w="4320"/>
+        <w:gridCol w:w="4320"/>
+      </w:tblGrid>
+      <w:tr>
+        <w:tc>
+          <w:tcPr>
+            <w:tcW w:type="dxa" w:w="4320"/>
+          </w:tcPr>
+          <w:p>
+            <w:r>
+              <w:t>Parameter</w:t>
+            </w:r>
+          </w:p>
+        </w:tc>
+        <w:tc>
+          <w:tcPr>
+            <w:tcW w:type="dxa" w:w="4320"/>
+          </w:tcPr>
+          <w:p>
+            <w:r>
+              <w:t>Value</w:t>
+            </w:r>
+          </w:p>
+        </w:tc>
+      </w:tr>
+      <w:tr>
+        <w:tc>
+          <w:tcPr>
+            <w:tcW w:type="dxa" w:w="4320"/>
+          </w:tcPr>
+          <w:p>
+            <w:r>
+              <w:t>Concurrent request budget</w:t>
+            </w:r>
+          </w:p>
+        </w:tc>
+        <w:tc>
+          <w:tcPr>
+            <w:tcW w:type="dxa" w:w="4320"/>
+          </w:tcPr>
+          <w:p>
+            <w:r>
+              <w:t>160 requests</w:t>
+            </w:r>
+          </w:p>
+        </w:tc>
+      </w:tr>
+      <w:tr>
+        <w:tc>
+          <w:tcPr>
+            <w:tcW w:type="dxa" w:w="4320"/>
+          </w:tcPr>
+          <w:p>
+            <w:r>
+              <w:t>Escalation tiers</w:t>
+            </w:r>
+          </w:p>
+        </w:tc>
+        <w:tc>
+          <w:tcPr>
+            <w:tcW w:type="dxa" w:w="4320"/>
+          </w:tcPr>
+          <w:p>
+            <w:r>
+              <w:t>2 tiers</w:t>
+            </w:r>
+          </w:p>
+        </w:tc>
+      </w:tr>
+      <w:tr>
+        <w:tc>
+          <w:tcPr>
+            <w:tcW w:type="dxa" w:w="4320"/>
+          </w:tcPr>
+          <w:p>
+            <w:r>
+              <w:t>Target response time</w:t>
+            </w:r>
+          </w:p>
+        </w:tc>
+        <w:tc>
+          <w:tcPr>
+            <w:tcW w:type="dxa" w:w="4320"/>
+          </w:tcPr>
+          <w:p>
+            <w:r>
+              <w:t>2 hours</w:t>
+            </w:r>
+          </w:p>
+        </w:tc>
+      </w:tr>
+      <w:tr>
+        <w:tc>
+          <w:tcPr>
+            <w:tcW w:type="dxa" w:w="4320"/>
+          </w:tcPr>
+          <w:p>
+            <w:r>
+              <w:t>Maximum batch size</w:t>
+            </w:r>
+          </w:p>
+        </w:tc>
+        <w:tc>
+          <w:tcPr>
+            <w:tcW w:type="dxa" w:w="4320"/>
+          </w:tcPr>
+          <w:p>
+            <w:r>
+              <w:t>100 records</w:t>
+            </w:r>
+          </w:p>
+        </w:tc>
+      </w:tr>
+      <w:tr>
+        <w:tc>
+          <w:tcPr>
+            <w:tcW w:type="dxa" w:w="4320"/>
+          </w:tcPr>
+          <w:p>
+            <w:r>
+              <w:t>Audit sampling rate</w:t>
+            </w:r>
+          </w:p>
+        </w:tc>
+        <w:tc>
+          <w:tcPr>
+            <w:tcW w:type="dxa" w:w="4320"/>
+          </w:tcPr>
+          <w:p>
+            <w:r>
+              <w:t>15 percent</w:t>
+            </w:r>
+          </w:p>
+        </w:tc>
+      </w:tr>
+    </w:tbl>
     <w:p>
       <w:pPr>
         <w:pStyle w:val="Heading1"/>
@@ -25,17 +217,17 @@
     </w:p>
     <w:p>
       <w:r>
-        <w:t>Teams handling source control must comply with the requirements that follow. Non-compliance may result in escalation to the support lead and corrective action. Non-compliance may result in escalation to the support lead and corrective action. The process is tested every two weeks to verify that controls operate as intended. Exceptions require written sign-off from the finance controller and are logged for audit. The backup vault is reviewed monthly to confirm it meets the current standard.</w:t>
+        <w:t>Source control follows the practices outlined here and is reviewed regularly. Where this policy conflicts with a contractual obligation, the stricter requirement applies. Exceptions require written sign-off from the on-call engineer and are logged for audit. Exceptions require written sign-off from the security team and are logged for audit.</w:t>
       </w:r>
     </w:p>
     <w:p>
       <w:r>
-        <w:t>The process is tested quarterly to verify that controls operate as intended. Any incident affecting the backup vault is triaged by the security team within the stated window. Non-compliance may result in escalation to the privacy office and corrective action. Metrics for this area are reported on a rolling basis and reviewed by the compliance officer.</w:t>
+        <w:t>Metrics for this area are reported each sprint and reviewed by the people operations team. Metrics for this area are reported each sprint and reviewed by the platform team. Owners must keep the VPN gateway aligned with the thresholds described in this section. Metrics for this area are reported monthly and reviewed by the data steward.</w:t>
       </w:r>
     </w:p>
     <w:p>
       <w:r>
-        <w:t>Metrics for this area are reported monthly and reviewed by the data steward. Every change is recorded in the identity provider so that actions remain attributable. Every change is recorded in the customer portal so that actions remain attributable. Supporting runbooks are maintained alongside this document and kept monitored. Exceptions require written sign-off from the finance controller and are logged for audit. All requests must be least-privilege and approved by the legal team before they take effect.</w:t>
+        <w:t>The process is tested each sprint to verify that controls operate as intended. Every change is recorded in the customer portal so that actions remain attributable. Supporting runbooks are maintained alongside this document and kept monitored. Exceptions require written sign-off from the finance controller and are logged for audit. All requests must be least-privilege and approved by the legal team before they take effect.</w:t>
       </w:r>
     </w:p>
     <w:p>
@@ -49,6 +241,11 @@
       </w:r>
     </w:p>
     <w:p>
+      <w:r>
+        <w:t>Exceptions require written sign-off from the product manager and are logged for audit. Records related to this section are kept approved and made available to the platform team on request. Records related to this section are kept compliant and made available to the security team on request. Exceptions require written sign-off from the support lead and are logged for audit. Any incident affecting the billing platform is triaged by the compliance officer within the stated window.</w:t>
+      </w:r>
+    </w:p>
+    <w:p>
       <w:pPr>
         <w:pStyle w:val="Heading1"/>
       </w:pPr>
@@ -58,32 +255,32 @@
     </w:p>
     <w:p>
       <w:r>
-        <w:t>The following standards apply to code review and are mandatory for all teams. Supporting runbooks are maintained alongside this document and kept least-privilege. Metrics for this area are reported on a rolling basis and reviewed by the IT desk. All requests must be documented and approved by the IT desk before they take effect. Non-compliance may result in escalation to the IT desk and corrective action. Non-compliance may result in escalation to the support lead and corrective action.</w:t>
+        <w:t>The following standards apply to code review and are mandatory for all teams. Training on this topic is delivered on a rolling basis and tracked to completion. Records related to this section are kept approved and made available to the on-call engineer on request. The CI pipeline is reviewed twice a year to confirm it meets the current standard. Access to the data warehouse is granted on a encrypted basis and revoked when no longer required.</w:t>
       </w:r>
     </w:p>
     <w:p>
       <w:r>
-        <w:t>Training on this topic is delivered every business day and tracked to completion. Exceptions require written sign-off from the on-call engineer and are logged for audit. Where this policy conflicts with a contractual obligation, the stricter requirement applies. Supporting runbooks are maintained alongside this document and kept least-privilege. Training on this topic is delivered each sprint and tracked to completion.</w:t>
+        <w:t>Any incident affecting the production cluster is triaged by the people operations team within the stated window. Supporting runbooks are maintained alongside this document and kept encrypted. Where this policy conflicts with a contractual obligation, the stricter requirement applies. Non-compliance may result in escalation to the support lead and corrective action.</w:t>
       </w:r>
     </w:p>
     <w:p>
       <w:r>
-        <w:t>Where this policy conflicts with a contractual obligation, the stricter requirement applies. Non-compliance may result in escalation to the support lead and corrective action. Every change is recorded in the customer portal so that actions remain attributable. Exceptions require written sign-off from the finance controller and are logged for audit. Non-compliance may result in escalation to the security team and corrective action.</w:t>
+        <w:t>Non-compliance may result in escalation to the product manager and corrective action. Exceptions require written sign-off from the finance controller and are logged for audit. Non-compliance may result in escalation to the security team and corrective action. Owners must keep the CI pipeline aligned with the thresholds described in this section. Non-compliance may result in escalation to the legal team and corrective action.</w:t>
       </w:r>
     </w:p>
     <w:p>
       <w:r>
-        <w:t>Metrics for this area are reported every business day and reviewed by the security team. Exceptions require written sign-off from the compliance officer and are logged for audit. Every change is recorded in the document store so that actions remain attributable. Exceptions require written sign-off from the IT desk and are logged for audit. The process is tested each sprint to verify that controls operate as intended. Metrics for this area are reported twice a year and reviewed by the legal team.</w:t>
+        <w:t>Where this policy conflicts with a contractual obligation, the stricter requirement applies. Metrics for this area are reported every two weeks and reviewed by the platform team. Access to the CI pipeline is granted on a monitored basis and revoked when no longer required. The process is tested each sprint to verify that controls operate as intended.</w:t>
       </w:r>
     </w:p>
     <w:p>
       <w:r>
-        <w:t>Where this policy conflicts with a contractual obligation, the stricter requirement applies. Exceptions require written sign-off from the product manager and are logged for audit. Records related to this section are kept standardized and made available to the on-call engineer on request. Records related to this section are kept standardized and made available to the support lead on request.</w:t>
+        <w:t>Any incident affecting the identity provider is triaged by the IT desk within the stated window. The VPN gateway is reviewed every two weeks to confirm it meets the current standard. Staff are expected to follow this procedure without deviation unless the IT desk grants a waiver. Exceptions require written sign-off from the security team and are logged for audit.</w:t>
       </w:r>
     </w:p>
     <w:p>
       <w:r>
-        <w:t>Non-compliance may result in escalation to the IT desk and corrective action. Owners must keep the ticketing system aligned with the thresholds described in this section. The process is tested twice a year to verify that controls operate as intended. Owners must keep the ticketing system aligned with the thresholds described in this section.</w:t>
+        <w:t>Records related to this section are kept approved and made available to the legal team on request. Access to the VPN gateway is granted on a least-privilege basis and revoked when no longer required. Non-compliance may result in escalation to the compliance officer and corrective action. Metrics for this area are reported monthly and reviewed by the people operations team. Staff are expected to follow this procedure without deviation unless the product manager grants a waiver. Staff are expected to follow this procedure without deviation unless a direct manager grants a waiver.</w:t>
       </w:r>
     </w:p>
     <w:p>
@@ -96,12 +293,12 @@
     </w:p>
     <w:p>
       <w:r>
-        <w:t>This section defines how testing standards is governed across the organization. Any incident affecting the ticketing system is triaged by the IT desk within the stated window. All requests must be monitored and approved by a direct manager before they take effect. Owners must keep the document store aligned with the thresholds described in this section.</w:t>
+        <w:t>Teams handling testing standards must comply with the requirements that follow. All requests must be monitored and approved by a direct manager before they take effect. Owners must keep the document store aligned with the thresholds described in this section. Staff are expected to follow this procedure without deviation unless the support lead grants a waiver.</w:t>
       </w:r>
     </w:p>
     <w:p>
       <w:r>
-        <w:t>All requests must be monitored and approved by the product manager before they take effect. Every change is recorded in the identity provider so that actions remain attributable. Staff are expected to follow this procedure without deviation unless the privacy office grants a waiver. Any incident affecting the VPN gateway is triaged by the platform team within the stated window. Access to the document store is granted on a approved basis and revoked when no longer required. Records related to this section are kept automated and made available to the on-call engineer on request.</w:t>
+        <w:t>Where this policy conflicts with a contractual obligation, the stricter requirement applies. Where this policy conflicts with a contractual obligation, the stricter requirement applies. Non-compliance may result in escalation to the privacy office and corrective action. Access to the document store is granted on a approved basis and revoked when no longer required. Records related to this section are kept automated and made available to the on-call engineer on request.</w:t>
       </w:r>
     </w:p>
     <w:p>
